--- a/report/submission/final-report.docx
+++ b/report/submission/final-report.docx
@@ -317,7 +317,7 @@
         <w:t xml:space="preserve"> </w:t>
       </w:r>
       <w:r>
-        <w:t xml:space="preserve">was only partly supported. Selective preview blocked write faults the preview</w:t>
+        <w:t xml:space="preserve">was only partly supported: selective preview blocked write faults the preview</w:t>
       </w:r>
       <w:r>
         <w:t xml:space="preserve"> </w:t>
@@ -329,19 +329,37 @@
         <w:t xml:space="preserve"> </w:t>
       </w:r>
       <w:r>
-        <w:t xml:space="preserve">model-attacker pilots were inconclusive. We release a seven-control checklist</w:t>
-      </w:r>
-      <w:r>
-        <w:t xml:space="preserve"> </w:t>
-      </w:r>
-      <w:r>
-        <w:t xml:space="preserve">with offline acceptance tests, every run including failures, and a reviewer</w:t>
-      </w:r>
-      <w:r>
-        <w:t xml:space="preserve"> </w:t>
-      </w:r>
-      <w:r>
-        <w:t xml:space="preserve">procedure that needs no credentials.</w:t>
+        <w:t xml:space="preserve">model-attacker pilots were inconclusive. Adding an execution-time effect gate on</w:t>
+      </w:r>
+      <w:r>
+        <w:t xml:space="preserve"> </w:t>
+      </w:r>
+      <w:r>
+        <w:t xml:space="preserve">the same service path then prevented the execution-only fault that both static and</w:t>
+      </w:r>
+      <w:r>
+        <w:t xml:space="preserve"> </w:t>
+      </w:r>
+      <w:r>
+        <w:t xml:space="preserve">preview missed, while completing the legitimate work — execution-side enforcement,</w:t>
+      </w:r>
+      <w:r>
+        <w:t xml:space="preserve"> </w:t>
+      </w:r>
+      <w:r>
+        <w:t xml:space="preserve">not a quarantine advantage. We release a nine-control checklist with offline</w:t>
+      </w:r>
+      <w:r>
+        <w:t xml:space="preserve"> </w:t>
+      </w:r>
+      <w:r>
+        <w:t xml:space="preserve">acceptance tests, every run including failures, and a reviewer procedure that needs</w:t>
+      </w:r>
+      <w:r>
+        <w:t xml:space="preserve"> </w:t>
+      </w:r>
+      <w:r>
+        <w:t xml:space="preserve">no credentials.</w:t>
       </w:r>
     </w:p>
     <w:bookmarkEnd w:id="20"/>
@@ -507,13 +525,53 @@
         <w:t xml:space="preserve"> </w:t>
       </w:r>
       <w:r>
-        <w:t xml:space="preserve">fixed, tracked 31 intermediate hypotheses (H1–H7 reconstructed from early runs; H8</w:t>
+        <w:t xml:space="preserve">fixed, tracked 33 intermediate hypotheses (H1–H7 reconstructed from early runs; H8</w:t>
       </w:r>
       <w:r>
         <w:t xml:space="preserve"> </w:t>
       </w:r>
       <w:r>
         <w:t xml:space="preserve">onward recorded before their runs), and retained every failed or incomplete result.</w:t>
+      </w:r>
+      <w:r>
+        <w:t xml:space="preserve"> </w:t>
+      </w:r>
+      <w:r>
+        <w:t xml:space="preserve">The answer split cleanly: server-side enforcement was confirmed, the</w:t>
+      </w:r>
+      <w:r>
+        <w:t xml:space="preserve"> </w:t>
+      </w:r>
+      <w:r>
+        <w:rPr>
+          <w:iCs/>
+          <w:i/>
+        </w:rPr>
+        <w:t xml:space="preserve">quarantine</w:t>
+      </w:r>
+      <w:r>
+        <w:t xml:space="preserve"> </w:t>
+      </w:r>
+      <w:r>
+        <w:t xml:space="preserve">increment was not — and while testing that gap we designed an execution-time effect</w:t>
+      </w:r>
+      <w:r>
+        <w:t xml:space="preserve"> </w:t>
+      </w:r>
+      <w:r>
+        <w:t xml:space="preserve">gate that delivers the prevention quarantine was reaching for by a different route.</w:t>
+      </w:r>
+      <w:r>
+        <w:t xml:space="preserve"> </w:t>
+      </w:r>
+      <w:r>
+        <w:t xml:space="preserve">That gate is an engineering finding of this work, not a claim we set out to make;</w:t>
+      </w:r>
+      <w:r>
+        <w:t xml:space="preserve"> </w:t>
+      </w:r>
+      <w:r>
+        <w:t xml:space="preserve">we report it as such (contributions 3–4).</w:t>
       </w:r>
     </w:p>
     <w:p>
@@ -647,25 +705,65 @@
           <w:bCs/>
           <w:b/>
         </w:rPr>
-        <w:t xml:space="preserve">A negative result on preview-based quarantine.</w:t>
-      </w:r>
-      <w:r>
-        <w:t xml:space="preserve"> </w:t>
-      </w:r>
-      <w:r>
-        <w:t xml:space="preserve">Selective release helps only</w:t>
-      </w:r>
-      <w:r>
-        <w:t xml:space="preserve"> </w:t>
-      </w:r>
-      <w:r>
-        <w:t xml:space="preserve">when the preview reproduces execution behavior. A fault present only at</w:t>
-      </w:r>
-      <w:r>
-        <w:t xml:space="preserve"> </w:t>
-      </w:r>
-      <w:r>
-        <w:t xml:space="preserve">execution escaped in every local, hosted and separate-process study (Table 4).</w:t>
+        <w:t xml:space="preserve">A negative result on preview-based quarantine, and its execution-side fix.</w:t>
+      </w:r>
+      <w:r>
+        <w:t xml:space="preserve"> </w:t>
+      </w:r>
+      <w:r>
+        <w:t xml:space="preserve">Selective release helps only when the preview reproduces execution behavior; a</w:t>
+      </w:r>
+      <w:r>
+        <w:t xml:space="preserve"> </w:t>
+      </w:r>
+      <w:r>
+        <w:t xml:space="preserve">fault present only at execution escaped in every local, hosted and</w:t>
+      </w:r>
+      <w:r>
+        <w:t xml:space="preserve"> </w:t>
+      </w:r>
+      <w:r>
+        <w:t xml:space="preserve">separate-process preview study (Table 4). Adding an execution-time effect gate on</w:t>
+      </w:r>
+      <w:r>
+        <w:t xml:space="preserve"> </w:t>
+      </w:r>
+      <w:r>
+        <w:t xml:space="preserve">the same service path prevented that fault while completing the legitimate work,</w:t>
+      </w:r>
+      <w:r>
+        <w:t xml:space="preserve"> </w:t>
+      </w:r>
+      <w:r>
+        <w:t xml:space="preserve">generalizing the Git receive-gate result to a second backend (Table 5). Broadening</w:t>
+      </w:r>
+      <w:r>
+        <w:t xml:space="preserve"> </w:t>
+      </w:r>
+      <w:r>
+        <w:t xml:space="preserve">that gate to confine outbound</w:t>
+      </w:r>
+      <w:r>
+        <w:t xml:space="preserve"> </w:t>
+      </w:r>
+      <w:r>
+        <w:rPr>
+          <w:iCs/>
+          <w:i/>
+        </w:rPr>
+        <w:t xml:space="preserve">data flow</w:t>
+      </w:r>
+      <w:r>
+        <w:t xml:space="preserve"> </w:t>
+      </w:r>
+      <w:r>
+        <w:t xml:space="preserve">also stopped a read exfiltration that a</w:t>
+      </w:r>
+      <w:r>
+        <w:t xml:space="preserve"> </w:t>
+      </w:r>
+      <w:r>
+        <w:t xml:space="preserve">state-only gate, static authorization and preview all miss (Table 6).</w:t>
       </w:r>
     </w:p>
     <w:p>
@@ -687,7 +785,7 @@
         <w:t xml:space="preserve"> </w:t>
       </w:r>
       <w:r>
-        <w:t xml:space="preserve">Seven controls, each with a</w:t>
+        <w:t xml:space="preserve">Nine controls, each with a</w:t>
       </w:r>
       <w:r>
         <w:t xml:space="preserve"> </w:t>
@@ -1091,6 +1189,58 @@
     </w:p>
     <w:p>
       <w:pPr>
+        <w:numPr>
+          <w:ilvl w:val="0"/>
+          <w:numId w:val="1002"/>
+        </w:numPr>
+        <w:pStyle w:val="Compact"/>
+      </w:pPr>
+      <w:r>
+        <w:rPr>
+          <w:iCs/>
+          <w:i/>
+        </w:rPr>
+        <w:t xml:space="preserve">Combined architecture.</w:t>
+      </w:r>
+      <w:r>
+        <w:t xml:space="preserve"> </w:t>
+      </w:r>
+      <w:r>
+        <w:t xml:space="preserve">The same separate-process local service, adding a third</w:t>
+      </w:r>
+      <w:r>
+        <w:t xml:space="preserve"> </w:t>
+      </w:r>
+      <w:r>
+        <w:t xml:space="preserve">arm whose service enforces an execution-time effect gate inside the write</w:t>
+      </w:r>
+      <w:r>
+        <w:t xml:space="preserve"> </w:t>
+      </w:r>
+      <w:r>
+        <w:t xml:space="preserve">transaction, so preview-based release and execution-side enforcement are compared</w:t>
+      </w:r>
+      <w:r>
+        <w:t xml:space="preserve"> </w:t>
+      </w:r>
+      <w:r>
+        <w:t xml:space="preserve">under one harness (48 cells). A fourth arm additionally confines the outbound</w:t>
+      </w:r>
+      <w:r>
+        <w:t xml:space="preserve"> </w:t>
+      </w:r>
+      <w:r>
+        <w:t xml:space="preserve">response to each tool’s declared output class, tested against an exfiltrating read</w:t>
+      </w:r>
+      <w:r>
+        <w:t xml:space="preserve"> </w:t>
+      </w:r>
+      <w:r>
+        <w:t xml:space="preserve">that returns a secret with no state change (68 cells).</w:t>
+      </w:r>
+    </w:p>
+    <w:p>
+      <w:pPr>
         <w:pStyle w:val="FirstParagraph"/>
       </w:pPr>
       <w:r>
@@ -1178,7 +1328,37 @@
         <w:t xml:space="preserve"> </w:t>
       </w:r>
       <w:r>
-        <w:t xml:space="preserve">to the request, state context and policy revision.</w:t>
+        <w:t xml:space="preserve">to the request, state context and policy revision. Combined: static authorization,</w:t>
+      </w:r>
+      <w:r>
+        <w:t xml:space="preserve"> </w:t>
+      </w:r>
+      <w:r>
+        <w:t xml:space="preserve">selective release, and an execution-time effect gate that shares the same authority</w:t>
+      </w:r>
+      <w:r>
+        <w:t xml:space="preserve"> </w:t>
+      </w:r>
+      <w:r>
+        <w:t xml:space="preserve">but additionally confines each operation’s committed effect at the service (a read</w:t>
+      </w:r>
+      <w:r>
+        <w:t xml:space="preserve"> </w:t>
+      </w:r>
+      <w:r>
+        <w:t xml:space="preserve">changes no state; a write adds at most its own exact issue), rolling back atomically</w:t>
+      </w:r>
+      <w:r>
+        <w:t xml:space="preserve"> </w:t>
+      </w:r>
+      <w:r>
+        <w:t xml:space="preserve">otherwise — a static effect policy at the effect boundary, the service-path analog of</w:t>
+      </w:r>
+      <w:r>
+        <w:t xml:space="preserve"> </w:t>
+      </w:r>
+      <w:r>
+        <w:t xml:space="preserve">the Git pre-receive hook, not adaptive reasoning.</w:t>
       </w:r>
     </w:p>
     <w:p>
@@ -3013,31 +3193,25 @@
           <w:bCs/>
           <w:b/>
         </w:rPr>
-        <w:t xml:space="preserve">Robustness.</w:t>
-      </w:r>
-      <w:r>
-        <w:t xml:space="preserve"> </w:t>
-      </w:r>
-      <w:r>
-        <w:t xml:space="preserve">The central contrasts (0 vs 3 of 6; 0 vs 8 of 12; 6 vs 0 of 6) are</w:t>
-      </w:r>
-      <w:r>
-        <w:t xml:space="preserve"> </w:t>
-      </w:r>
-      <w:r>
-        <w:t xml:space="preserve">deterministic under unchanged cases and reproduced in regression tests. They are</w:t>
-      </w:r>
-      <w:r>
-        <w:t xml:space="preserve"> </w:t>
-      </w:r>
-      <w:r>
-        <w:t xml:space="preserve">not rate estimates. The attack sets are purpose-built, which shows that each</w:t>
-      </w:r>
-      <w:r>
-        <w:t xml:space="preserve"> </w:t>
-      </w:r>
-      <w:r>
-        <w:t xml:space="preserve">failure mode</w:t>
+        <w:t xml:space="preserve">Table 5. Combined architecture (48 cells).</w:t>
+      </w:r>
+      <w:r>
+        <w:t xml:space="preserve"> </w:t>
+      </w:r>
+      <w:r>
+        <w:t xml:space="preserve">The three arms on one service path</w:t>
+      </w:r>
+      <w:r>
+        <w:t xml:space="preserve"> </w:t>
+      </w:r>
+      <w:r>
+        <w:t xml:space="preserve">over the four fault controls; all three complete 12/12 normal cells with no effect</w:t>
+      </w:r>
+      <w:r>
+        <w:t xml:space="preserve"> </w:t>
+      </w:r>
+      <w:r>
+        <w:t xml:space="preserve">and no holds. ✓ = unauthorized effect executed; ✗ = prevented;</w:t>
       </w:r>
       <w:r>
         <w:t xml:space="preserve"> </w:t>
@@ -3047,6 +3221,829 @@
           <w:iCs/>
           <w:i/>
         </w:rPr>
+        <w:t xml:space="preserve">hold</w:t>
+      </w:r>
+      <w:r>
+        <w:t xml:space="preserve"> </w:t>
+      </w:r>
+      <w:r>
+        <w:t xml:space="preserve">= benign read</w:t>
+      </w:r>
+      <w:r>
+        <w:t xml:space="preserve"> </w:t>
+      </w:r>
+      <w:r>
+        <w:t xml:space="preserve">held (utility lost);</w:t>
+      </w:r>
+      <w:r>
+        <w:t xml:space="preserve"> </w:t>
+      </w:r>
+      <w:r>
+        <w:rPr>
+          <w:iCs/>
+          <w:i/>
+        </w:rPr>
+        <w:t xml:space="preserve">infra</w:t>
+      </w:r>
+      <w:r>
+        <w:t xml:space="preserve"> </w:t>
+      </w:r>
+      <w:r>
+        <w:t xml:space="preserve">= committed write, response lost, reconciliation needed.</w:t>
+      </w:r>
+      <w:r>
+        <w:t xml:space="preserve"> </w:t>
+      </w:r>
+      <w:r>
+        <w:t xml:space="preserve">Source:</w:t>
+      </w:r>
+      <w:r>
+        <w:t xml:space="preserve"> </w:t>
+      </w:r>
+      <w:r>
+        <w:rPr>
+          <w:rStyle w:val="VerbatimChar"/>
+        </w:rPr>
+        <w:t xml:space="preserve">results/combined-gate-v1</w:t>
+      </w:r>
+      <w:r>
+        <w:t xml:space="preserve">.</w:t>
+      </w:r>
+    </w:p>
+    <w:tbl>
+      <w:tblPr>
+        <w:tblStyle w:val="Table"/>
+        <w:tblW w:type="pct" w:w="5000"/>
+        <w:tblLook w:firstRow="1" w:lastRow="0" w:firstColumn="0" w:lastColumn="0" w:noHBand="0" w:noVBand="0" w:val="0020"/>
+        <w:jc w:val="start"/>
+      </w:tblPr>
+      <w:tblGrid>
+        <w:gridCol w:w="3904"/>
+        <w:gridCol w:w="892"/>
+        <w:gridCol w:w="1227"/>
+        <w:gridCol w:w="1896"/>
+      </w:tblGrid>
+      <w:tr>
+        <w:trPr>
+          <w:tblHeader w:val="true"/>
+        </w:trPr>
+        <w:tc>
+          <w:tcPr/>
+          <w:p>
+            <w:pPr>
+              <w:pStyle w:val="Compact"/>
+              <w:jc w:val="left"/>
+            </w:pPr>
+            <w:r>
+              <w:t xml:space="preserve">Fault control</w:t>
+            </w:r>
+          </w:p>
+        </w:tc>
+        <w:tc>
+          <w:tcPr/>
+          <w:p>
+            <w:pPr>
+              <w:pStyle w:val="Compact"/>
+              <w:jc w:val="center"/>
+            </w:pPr>
+            <w:r>
+              <w:t xml:space="preserve">Static</w:t>
+            </w:r>
+          </w:p>
+        </w:tc>
+        <w:tc>
+          <w:tcPr/>
+          <w:p>
+            <w:pPr>
+              <w:pStyle w:val="Compact"/>
+              <w:jc w:val="center"/>
+            </w:pPr>
+            <w:r>
+              <w:t xml:space="preserve">Selective</w:t>
+            </w:r>
+          </w:p>
+        </w:tc>
+        <w:tc>
+          <w:tcPr/>
+          <w:p>
+            <w:pPr>
+              <w:pStyle w:val="Compact"/>
+              <w:jc w:val="center"/>
+            </w:pPr>
+            <w:r>
+              <w:rPr>
+                <w:bCs/>
+                <w:b/>
+              </w:rPr>
+              <w:t xml:space="preserve">Effect gate</w:t>
+            </w:r>
+          </w:p>
+        </w:tc>
+      </w:tr>
+      <w:tr>
+        <w:tc>
+          <w:tcPr/>
+          <w:p>
+            <w:pPr>
+              <w:pStyle w:val="Compact"/>
+              <w:jc w:val="left"/>
+            </w:pPr>
+            <w:r>
+              <w:t xml:space="preserve">Hidden write visible in preview</w:t>
+            </w:r>
+          </w:p>
+        </w:tc>
+        <w:tc>
+          <w:tcPr/>
+          <w:p>
+            <w:pPr>
+              <w:pStyle w:val="Compact"/>
+              <w:jc w:val="center"/>
+            </w:pPr>
+            <w:r>
+              <w:t xml:space="preserve">✓</w:t>
+            </w:r>
+          </w:p>
+        </w:tc>
+        <w:tc>
+          <w:tcPr/>
+          <w:p>
+            <w:pPr>
+              <w:pStyle w:val="Compact"/>
+              <w:jc w:val="center"/>
+            </w:pPr>
+            <w:r>
+              <w:t xml:space="preserve">✗ (hold)</w:t>
+            </w:r>
+          </w:p>
+        </w:tc>
+        <w:tc>
+          <w:tcPr/>
+          <w:p>
+            <w:pPr>
+              <w:pStyle w:val="Compact"/>
+              <w:jc w:val="center"/>
+            </w:pPr>
+            <w:r>
+              <w:rPr>
+                <w:bCs/>
+                <w:b/>
+              </w:rPr>
+              <w:t xml:space="preserve">✗ (completes)</w:t>
+            </w:r>
+          </w:p>
+        </w:tc>
+      </w:tr>
+      <w:tr>
+        <w:tc>
+          <w:tcPr/>
+          <w:p>
+            <w:pPr>
+              <w:pStyle w:val="Compact"/>
+              <w:jc w:val="left"/>
+            </w:pPr>
+            <w:r>
+              <w:t xml:space="preserve">Deferred write</w:t>
+            </w:r>
+          </w:p>
+        </w:tc>
+        <w:tc>
+          <w:tcPr/>
+          <w:p>
+            <w:pPr>
+              <w:pStyle w:val="Compact"/>
+              <w:jc w:val="center"/>
+            </w:pPr>
+            <w:r>
+              <w:t xml:space="preserve">✓</w:t>
+            </w:r>
+          </w:p>
+        </w:tc>
+        <w:tc>
+          <w:tcPr/>
+          <w:p>
+            <w:pPr>
+              <w:pStyle w:val="Compact"/>
+              <w:jc w:val="center"/>
+            </w:pPr>
+            <w:r>
+              <w:t xml:space="preserve">✗ (hold)</w:t>
+            </w:r>
+          </w:p>
+        </w:tc>
+        <w:tc>
+          <w:tcPr/>
+          <w:p>
+            <w:pPr>
+              <w:pStyle w:val="Compact"/>
+              <w:jc w:val="center"/>
+            </w:pPr>
+            <w:r>
+              <w:rPr>
+                <w:bCs/>
+                <w:b/>
+              </w:rPr>
+              <w:t xml:space="preserve">✗ (completes)</w:t>
+            </w:r>
+          </w:p>
+        </w:tc>
+      </w:tr>
+      <w:tr>
+        <w:tc>
+          <w:tcPr/>
+          <w:p>
+            <w:pPr>
+              <w:pStyle w:val="Compact"/>
+              <w:jc w:val="left"/>
+            </w:pPr>
+            <w:r>
+              <w:rPr>
+                <w:bCs/>
+                <w:b/>
+              </w:rPr>
+              <w:t xml:space="preserve">Write only at execution</w:t>
+            </w:r>
+          </w:p>
+        </w:tc>
+        <w:tc>
+          <w:tcPr/>
+          <w:p>
+            <w:pPr>
+              <w:pStyle w:val="Compact"/>
+              <w:jc w:val="center"/>
+            </w:pPr>
+            <w:r>
+              <w:rPr>
+                <w:bCs/>
+                <w:b/>
+              </w:rPr>
+              <w:t xml:space="preserve">✓</w:t>
+            </w:r>
+          </w:p>
+        </w:tc>
+        <w:tc>
+          <w:tcPr/>
+          <w:p>
+            <w:pPr>
+              <w:pStyle w:val="Compact"/>
+              <w:jc w:val="center"/>
+            </w:pPr>
+            <w:r>
+              <w:rPr>
+                <w:bCs/>
+                <w:b/>
+              </w:rPr>
+              <w:t xml:space="preserve">✓</w:t>
+            </w:r>
+          </w:p>
+        </w:tc>
+        <w:tc>
+          <w:tcPr/>
+          <w:p>
+            <w:pPr>
+              <w:pStyle w:val="Compact"/>
+              <w:jc w:val="center"/>
+            </w:pPr>
+            <w:r>
+              <w:rPr>
+                <w:bCs/>
+                <w:b/>
+              </w:rPr>
+              <w:t xml:space="preserve">✗ (completes)</w:t>
+            </w:r>
+          </w:p>
+        </w:tc>
+      </w:tr>
+      <w:tr>
+        <w:tc>
+          <w:tcPr/>
+          <w:p>
+            <w:pPr>
+              <w:pStyle w:val="Compact"/>
+              <w:jc w:val="left"/>
+            </w:pPr>
+            <w:r>
+              <w:t xml:space="preserve">Response lost after commit</w:t>
+            </w:r>
+          </w:p>
+        </w:tc>
+        <w:tc>
+          <w:tcPr/>
+          <w:p>
+            <w:pPr>
+              <w:pStyle w:val="Compact"/>
+              <w:jc w:val="center"/>
+            </w:pPr>
+            <w:r>
+              <w:t xml:space="preserve">infra</w:t>
+            </w:r>
+          </w:p>
+        </w:tc>
+        <w:tc>
+          <w:tcPr/>
+          <w:p>
+            <w:pPr>
+              <w:pStyle w:val="Compact"/>
+              <w:jc w:val="center"/>
+            </w:pPr>
+            <w:r>
+              <w:t xml:space="preserve">infra</w:t>
+            </w:r>
+          </w:p>
+        </w:tc>
+        <w:tc>
+          <w:tcPr/>
+          <w:p>
+            <w:pPr>
+              <w:pStyle w:val="Compact"/>
+              <w:jc w:val="center"/>
+            </w:pPr>
+            <w:r>
+              <w:t xml:space="preserve">infra</w:t>
+            </w:r>
+          </w:p>
+        </w:tc>
+      </w:tr>
+    </w:tbl>
+    <w:p>
+      <w:pPr>
+        <w:pStyle w:val="BodyText"/>
+      </w:pPr>
+      <w:r>
+        <w:t xml:space="preserve">The execution-time effect gate was the only arm to prevent the execution-only write,</w:t>
+      </w:r>
+      <w:r>
+        <w:t xml:space="preserve"> </w:t>
+      </w:r>
+      <w:r>
+        <w:t xml:space="preserve">and the only arm to prevent the preview-visible faults</w:t>
+      </w:r>
+      <w:r>
+        <w:t xml:space="preserve"> </w:t>
+      </w:r>
+      <w:r>
+        <w:rPr>
+          <w:iCs/>
+          <w:i/>
+        </w:rPr>
+        <w:t xml:space="preserve">without</w:t>
+      </w:r>
+      <w:r>
+        <w:t xml:space="preserve"> </w:t>
+      </w:r>
+      <w:r>
+        <w:t xml:space="preserve">holding the benign</w:t>
+      </w:r>
+      <w:r>
+        <w:t xml:space="preserve"> </w:t>
+      </w:r>
+      <w:r>
+        <w:t xml:space="preserve">read. It does not repair the transport fault: a committed write with a lost response</w:t>
+      </w:r>
+      <w:r>
+        <w:t xml:space="preserve"> </w:t>
+      </w:r>
+      <w:r>
+        <w:t xml:space="preserve">still needs reconciliation in every arm. This is the same execution-side mechanism as</w:t>
+      </w:r>
+      <w:r>
+        <w:t xml:space="preserve"> </w:t>
+      </w:r>
+      <w:r>
+        <w:t xml:space="preserve">the Git receive gate, now on a second backend; it is not a quarantine advantage and</w:t>
+      </w:r>
+      <w:r>
+        <w:t xml:space="preserve"> </w:t>
+      </w:r>
+      <w:r>
+        <w:t xml:space="preserve">does not defend a compromised service or host.</w:t>
+      </w:r>
+    </w:p>
+    <w:p>
+      <w:pPr>
+        <w:pStyle w:val="BodyText"/>
+      </w:pPr>
+      <w:r>
+        <w:rPr>
+          <w:bCs/>
+          <w:b/>
+        </w:rPr>
+        <w:t xml:space="preserve">Table 6. Data-flow gate (68 cells).</w:t>
+      </w:r>
+      <w:r>
+        <w:t xml:space="preserve"> </w:t>
+      </w:r>
+      <w:r>
+        <w:t xml:space="preserve">Adding an exfiltrating read — a read that</w:t>
+      </w:r>
+      <w:r>
+        <w:t xml:space="preserve"> </w:t>
+      </w:r>
+      <w:r>
+        <w:t xml:space="preserve">changes no state but returns a secret outside its declared output class, visible only</w:t>
+      </w:r>
+      <w:r>
+        <w:t xml:space="preserve"> </w:t>
+      </w:r>
+      <w:r>
+        <w:t xml:space="preserve">at execution.</w:t>
+      </w:r>
+      <w:r>
+        <w:t xml:space="preserve"> </w:t>
+      </w:r>
+      <w:r>
+        <w:rPr>
+          <w:rStyle w:val="VerbatimChar"/>
+        </w:rPr>
+        <w:t xml:space="preserve">state gate</w:t>
+      </w:r>
+      <w:r>
+        <w:t xml:space="preserve"> </w:t>
+      </w:r>
+      <w:r>
+        <w:t xml:space="preserve">is the Table 5 effect gate;</w:t>
+      </w:r>
+      <w:r>
+        <w:t xml:space="preserve"> </w:t>
+      </w:r>
+      <w:r>
+        <w:rPr>
+          <w:rStyle w:val="VerbatimChar"/>
+        </w:rPr>
+        <w:t xml:space="preserve">data-flow gate</w:t>
+      </w:r>
+      <w:r>
+        <w:t xml:space="preserve"> </w:t>
+      </w:r>
+      <w:r>
+        <w:t xml:space="preserve">also confines</w:t>
+      </w:r>
+      <w:r>
+        <w:t xml:space="preserve"> </w:t>
+      </w:r>
+      <w:r>
+        <w:t xml:space="preserve">the outbound response.</w:t>
+      </w:r>
+      <w:r>
+        <w:t xml:space="preserve"> </w:t>
+      </w:r>
+      <w:r>
+        <w:rPr>
+          <w:iCs/>
+          <w:i/>
+        </w:rPr>
+        <w:t xml:space="preserve">leak</w:t>
+      </w:r>
+      <w:r>
+        <w:t xml:space="preserve"> </w:t>
+      </w:r>
+      <w:r>
+        <w:t xml:space="preserve">= secret reached the actor; ✗ = prevented. Every arm</w:t>
+      </w:r>
+      <w:r>
+        <w:t xml:space="preserve"> </w:t>
+      </w:r>
+      <w:r>
+        <w:t xml:space="preserve">completes 12/12 normal cells; the data-flow gate matches the state gate on all four</w:t>
+      </w:r>
+      <w:r>
+        <w:t xml:space="preserve"> </w:t>
+      </w:r>
+      <w:r>
+        <w:t xml:space="preserve">Table 5 faults. Source:</w:t>
+      </w:r>
+      <w:r>
+        <w:t xml:space="preserve"> </w:t>
+      </w:r>
+      <w:r>
+        <w:rPr>
+          <w:rStyle w:val="VerbatimChar"/>
+        </w:rPr>
+        <w:t xml:space="preserve">results/dataflow-gate-v1</w:t>
+      </w:r>
+      <w:r>
+        <w:t xml:space="preserve">.</w:t>
+      </w:r>
+    </w:p>
+    <w:tbl>
+      <w:tblPr>
+        <w:tblStyle w:val="Table"/>
+        <w:tblW w:type="pct" w:w="5000"/>
+        <w:tblLook w:firstRow="1" w:lastRow="0" w:firstColumn="0" w:lastColumn="0" w:noHBand="0" w:noVBand="0" w:val="0020"/>
+        <w:jc w:val="start"/>
+      </w:tblPr>
+      <w:tblGrid>
+        <w:gridCol w:w="2530"/>
+        <w:gridCol w:w="770"/>
+        <w:gridCol w:w="1210"/>
+        <w:gridCol w:w="1210"/>
+        <w:gridCol w:w="2200"/>
+      </w:tblGrid>
+      <w:tr>
+        <w:trPr>
+          <w:tblHeader w:val="true"/>
+        </w:trPr>
+        <w:tc>
+          <w:tcPr/>
+          <w:p>
+            <w:pPr>
+              <w:pStyle w:val="Compact"/>
+              <w:jc w:val="left"/>
+            </w:pPr>
+            <w:r>
+              <w:t xml:space="preserve">Fault</w:t>
+            </w:r>
+          </w:p>
+        </w:tc>
+        <w:tc>
+          <w:tcPr/>
+          <w:p>
+            <w:pPr>
+              <w:pStyle w:val="Compact"/>
+              <w:jc w:val="center"/>
+            </w:pPr>
+            <w:r>
+              <w:t xml:space="preserve">Static</w:t>
+            </w:r>
+          </w:p>
+        </w:tc>
+        <w:tc>
+          <w:tcPr/>
+          <w:p>
+            <w:pPr>
+              <w:pStyle w:val="Compact"/>
+              <w:jc w:val="center"/>
+            </w:pPr>
+            <w:r>
+              <w:t xml:space="preserve">Selective</w:t>
+            </w:r>
+          </w:p>
+        </w:tc>
+        <w:tc>
+          <w:tcPr/>
+          <w:p>
+            <w:pPr>
+              <w:pStyle w:val="Compact"/>
+              <w:jc w:val="center"/>
+            </w:pPr>
+            <w:r>
+              <w:t xml:space="preserve">State gate</w:t>
+            </w:r>
+          </w:p>
+        </w:tc>
+        <w:tc>
+          <w:tcPr/>
+          <w:p>
+            <w:pPr>
+              <w:pStyle w:val="Compact"/>
+              <w:jc w:val="center"/>
+            </w:pPr>
+            <w:r>
+              <w:rPr>
+                <w:bCs/>
+                <w:b/>
+              </w:rPr>
+              <w:t xml:space="preserve">Data-flow gate</w:t>
+            </w:r>
+          </w:p>
+        </w:tc>
+      </w:tr>
+      <w:tr>
+        <w:tc>
+          <w:tcPr/>
+          <w:p>
+            <w:pPr>
+              <w:pStyle w:val="Compact"/>
+              <w:jc w:val="left"/>
+            </w:pPr>
+            <w:r>
+              <w:t xml:space="preserve">Read exfiltration</w:t>
+            </w:r>
+          </w:p>
+        </w:tc>
+        <w:tc>
+          <w:tcPr/>
+          <w:p>
+            <w:pPr>
+              <w:pStyle w:val="Compact"/>
+              <w:jc w:val="center"/>
+            </w:pPr>
+            <w:r>
+              <w:t xml:space="preserve">leak</w:t>
+            </w:r>
+          </w:p>
+        </w:tc>
+        <w:tc>
+          <w:tcPr/>
+          <w:p>
+            <w:pPr>
+              <w:pStyle w:val="Compact"/>
+              <w:jc w:val="center"/>
+            </w:pPr>
+            <w:r>
+              <w:t xml:space="preserve">leak</w:t>
+            </w:r>
+          </w:p>
+        </w:tc>
+        <w:tc>
+          <w:tcPr/>
+          <w:p>
+            <w:pPr>
+              <w:pStyle w:val="Compact"/>
+              <w:jc w:val="center"/>
+            </w:pPr>
+            <w:r>
+              <w:t xml:space="preserve">leak</w:t>
+            </w:r>
+          </w:p>
+        </w:tc>
+        <w:tc>
+          <w:tcPr/>
+          <w:p>
+            <w:pPr>
+              <w:pStyle w:val="Compact"/>
+              <w:jc w:val="center"/>
+            </w:pPr>
+            <w:r>
+              <w:rPr>
+                <w:bCs/>
+                <w:b/>
+              </w:rPr>
+              <w:t xml:space="preserve">✗ (completes)</w:t>
+            </w:r>
+          </w:p>
+        </w:tc>
+      </w:tr>
+      <w:tr>
+        <w:tc>
+          <w:tcPr/>
+          <w:p>
+            <w:pPr>
+              <w:pStyle w:val="Compact"/>
+              <w:jc w:val="left"/>
+            </w:pPr>
+            <w:r>
+              <w:t xml:space="preserve">Write only at execution</w:t>
+            </w:r>
+          </w:p>
+        </w:tc>
+        <w:tc>
+          <w:tcPr/>
+          <w:p>
+            <w:pPr>
+              <w:pStyle w:val="Compact"/>
+              <w:jc w:val="center"/>
+            </w:pPr>
+            <w:r>
+              <w:t xml:space="preserve">✓</w:t>
+            </w:r>
+          </w:p>
+        </w:tc>
+        <w:tc>
+          <w:tcPr/>
+          <w:p>
+            <w:pPr>
+              <w:pStyle w:val="Compact"/>
+              <w:jc w:val="center"/>
+            </w:pPr>
+            <w:r>
+              <w:t xml:space="preserve">✓</w:t>
+            </w:r>
+          </w:p>
+        </w:tc>
+        <w:tc>
+          <w:tcPr/>
+          <w:p>
+            <w:pPr>
+              <w:pStyle w:val="Compact"/>
+              <w:jc w:val="center"/>
+            </w:pPr>
+            <w:r>
+              <w:t xml:space="preserve">✗</w:t>
+            </w:r>
+          </w:p>
+        </w:tc>
+        <w:tc>
+          <w:tcPr/>
+          <w:p>
+            <w:pPr>
+              <w:pStyle w:val="Compact"/>
+              <w:jc w:val="center"/>
+            </w:pPr>
+            <w:r>
+              <w:rPr>
+                <w:bCs/>
+                <w:b/>
+              </w:rPr>
+              <w:t xml:space="preserve">✗</w:t>
+            </w:r>
+          </w:p>
+        </w:tc>
+      </w:tr>
+    </w:tbl>
+    <w:p>
+      <w:pPr>
+        <w:pStyle w:val="BodyText"/>
+      </w:pPr>
+      <w:r>
+        <w:t xml:space="preserve">The exfiltrating read exposes the state gate’s blind spot: it changes no state, so the</w:t>
+      </w:r>
+      <w:r>
+        <w:t xml:space="preserve"> </w:t>
+      </w:r>
+      <w:r>
+        <w:t xml:space="preserve">state oracle calls it clean and the state gate, static and selective all let the secret</w:t>
+      </w:r>
+      <w:r>
+        <w:t xml:space="preserve"> </w:t>
+      </w:r>
+      <w:r>
+        <w:t xml:space="preserve">through. Confining the</w:t>
+      </w:r>
+      <w:r>
+        <w:t xml:space="preserve"> </w:t>
+      </w:r>
+      <w:r>
+        <w:rPr>
+          <w:iCs/>
+          <w:i/>
+        </w:rPr>
+        <w:t xml:space="preserve">outbound data flow</w:t>
+      </w:r>
+      <w:r>
+        <w:t xml:space="preserve"> </w:t>
+      </w:r>
+      <w:r>
+        <w:t xml:space="preserve">at execution catches it and still returns</w:t>
+      </w:r>
+      <w:r>
+        <w:t xml:space="preserve"> </w:t>
+      </w:r>
+      <w:r>
+        <w:t xml:space="preserve">the authorized boolean. The gates layer cleanly — data-flow ⊇ state — which is the</w:t>
+      </w:r>
+      <w:r>
+        <w:t xml:space="preserve"> </w:t>
+      </w:r>
+      <w:r>
+        <w:t xml:space="preserve">general point: any effect you can observe and withhold at the execution boundary</w:t>
+      </w:r>
+      <w:r>
+        <w:t xml:space="preserve"> </w:t>
+      </w:r>
+      <w:r>
+        <w:t xml:space="preserve">belongs in the gate, not in a preview that only predicts it. This covers explicit</w:t>
+      </w:r>
+      <w:r>
+        <w:t xml:space="preserve"> </w:t>
+      </w:r>
+      <w:r>
+        <w:t xml:space="preserve">payloads only; covert and implicit channels are out of scope for every arm here.</w:t>
+      </w:r>
+    </w:p>
+    <w:p>
+      <w:pPr>
+        <w:pStyle w:val="BodyText"/>
+      </w:pPr>
+      <w:r>
+        <w:rPr>
+          <w:bCs/>
+          <w:b/>
+        </w:rPr>
+        <w:t xml:space="preserve">Robustness.</w:t>
+      </w:r>
+      <w:r>
+        <w:t xml:space="preserve"> </w:t>
+      </w:r>
+      <w:r>
+        <w:t xml:space="preserve">The central contrasts (0 vs 3 of 6; 0 vs 8 of 12; 6 vs 0 of 6) are</w:t>
+      </w:r>
+      <w:r>
+        <w:t xml:space="preserve"> </w:t>
+      </w:r>
+      <w:r>
+        <w:t xml:space="preserve">deterministic under unchanged cases and reproduced in regression tests. They are</w:t>
+      </w:r>
+      <w:r>
+        <w:t xml:space="preserve"> </w:t>
+      </w:r>
+      <w:r>
+        <w:t xml:space="preserve">not rate estimates. The attack sets are purpose-built, which shows that each</w:t>
+      </w:r>
+      <w:r>
+        <w:t xml:space="preserve"> </w:t>
+      </w:r>
+      <w:r>
+        <w:t xml:space="preserve">failure mode</w:t>
+      </w:r>
+      <w:r>
+        <w:t xml:space="preserve"> </w:t>
+      </w:r>
+      <w:r>
+        <w:rPr>
+          <w:iCs/>
+          <w:i/>
+        </w:rPr>
         <w:t xml:space="preserve">can</w:t>
       </w:r>
       <w:r>
@@ -3059,7 +4056,7 @@
         <w:t xml:space="preserve"> </w:t>
       </w:r>
       <w:r>
-        <w:t xml:space="preserve">All 247 tests pass;</w:t>
+        <w:t xml:space="preserve">All 270 tests pass;</w:t>
       </w:r>
       <w:r>
         <w:t xml:space="preserve"> </w:t>
@@ -3201,6 +4198,114 @@
           <w:bCs/>
           <w:b/>
         </w:rPr>
+        <w:t xml:space="preserve">Where the gate ends and quarantine begins.</w:t>
+      </w:r>
+      <w:r>
+        <w:t xml:space="preserve"> </w:t>
+      </w:r>
+      <w:r>
+        <w:t xml:space="preserve">The gate and a preview run the same</w:t>
+      </w:r>
+      <w:r>
+        <w:t xml:space="preserve"> </w:t>
+      </w:r>
+      <w:r>
+        <w:t xml:space="preserve">effect predicate at two different times: the gate on the real effect at execution, the</w:t>
+      </w:r>
+      <w:r>
+        <w:t xml:space="preserve"> </w:t>
+      </w:r>
+      <w:r>
+        <w:t xml:space="preserve">preview on a copy beforehand. So the gate dominates for any effect it can</w:t>
+      </w:r>
+      <w:r>
+        <w:t xml:space="preserve"> </w:t>
+      </w:r>
+      <w:r>
+        <w:rPr>
+          <w:iCs/>
+          <w:i/>
+        </w:rPr>
+        <w:t xml:space="preserve">observe and</w:t>
+      </w:r>
+      <w:r>
+        <w:rPr>
+          <w:iCs/>
+          <w:i/>
+        </w:rPr>
+        <w:t xml:space="preserve"> </w:t>
+      </w:r>
+      <w:r>
+        <w:rPr>
+          <w:iCs/>
+          <w:i/>
+        </w:rPr>
+        <w:t xml:space="preserve">withhold at its boundary</w:t>
+      </w:r>
+      <w:r>
+        <w:t xml:space="preserve"> </w:t>
+      </w:r>
+      <w:r>
+        <w:t xml:space="preserve">— state changes (Table 5) and outbound data (Table 6) both</w:t>
+      </w:r>
+      <w:r>
+        <w:t xml:space="preserve"> </w:t>
+      </w:r>
+      <w:r>
+        <w:t xml:space="preserve">qualify, and each was better placed in the gate than predicted on a copy. Quarantine’s</w:t>
+      </w:r>
+      <w:r>
+        <w:t xml:space="preserve"> </w:t>
+      </w:r>
+      <w:r>
+        <w:t xml:space="preserve">irreducible residue is the effect a gate structurally cannot reach: one that is</w:t>
+      </w:r>
+      <w:r>
+        <w:t xml:space="preserve"> </w:t>
+      </w:r>
+      <w:r>
+        <w:t xml:space="preserve">irreversible the instant it executes and routes through a boundary the gate does not</w:t>
+      </w:r>
+      <w:r>
+        <w:t xml:space="preserve"> </w:t>
+      </w:r>
+      <w:r>
+        <w:t xml:space="preserve">mediate — an external side effect, resource consumption, or code whose execution is</w:t>
+      </w:r>
+      <w:r>
+        <w:t xml:space="preserve"> </w:t>
+      </w:r>
+      <w:r>
+        <w:t xml:space="preserve">itself the harm. There the only prevention is to run a disposable copy first, and only</w:t>
+      </w:r>
+      <w:r>
+        <w:t xml:space="preserve"> </w:t>
+      </w:r>
+      <w:r>
+        <w:t xml:space="preserve">as faithfully as that copy reproduces the danger without causing it. In short,</w:t>
+      </w:r>
+      <w:r>
+        <w:t xml:space="preserve"> </w:t>
+      </w:r>
+      <w:r>
+        <w:t xml:space="preserve">quarantine is the fallback for a boundary you cannot gate; the better fix is always to</w:t>
+      </w:r>
+      <w:r>
+        <w:t xml:space="preserve"> </w:t>
+      </w:r>
+      <w:r>
+        <w:t xml:space="preserve">gate the boundary. We did not build that residual case here; it is the next study.</w:t>
+      </w:r>
+    </w:p>
+    <w:p>
+      <w:pPr>
+        <w:pStyle w:val="BodyText"/>
+      </w:pPr>
+      <w:r>
+        <w:rPr>
+          <w:bCs/>
+          <w:b/>
+        </w:rPr>
         <w:t xml:space="preserve">Relation to the incident.</w:t>
       </w:r>
       <w:r>
@@ -3225,19 +4330,25 @@
         <w:t xml:space="preserve"> </w:t>
       </w:r>
       <w:r>
-        <w:t xml:space="preserve">it. The Git result suggests the more robust placement: enforce at the receiving</w:t>
-      </w:r>
-      <w:r>
-        <w:t xml:space="preserve"> </w:t>
-      </w:r>
-      <w:r>
-        <w:t xml:space="preserve">backend, not only in the egress process. We did not test that placement against a</w:t>
-      </w:r>
-      <w:r>
-        <w:t xml:space="preserve"> </w:t>
-      </w:r>
-      <w:r>
-        <w:t xml:space="preserve">compromised proxy.</w:t>
+        <w:t xml:space="preserve">it. The Git and combined-architecture results point to the more robust placement:</w:t>
+      </w:r>
+      <w:r>
+        <w:t xml:space="preserve"> </w:t>
+      </w:r>
+      <w:r>
+        <w:t xml:space="preserve">enforce the exact effect at the receiving backend, not only in the egress process,</w:t>
+      </w:r>
+      <w:r>
+        <w:t xml:space="preserve"> </w:t>
+      </w:r>
+      <w:r>
+        <w:t xml:space="preserve">so that a route which passed upstream review still cannot commit an unauthorized</w:t>
+      </w:r>
+      <w:r>
+        <w:t xml:space="preserve"> </w:t>
+      </w:r>
+      <w:r>
+        <w:t xml:space="preserve">effect. We did not test that placement against a compromised proxy or backend.</w:t>
       </w:r>
     </w:p>
     <w:bookmarkStart w:id="28" w:name="limitations"/>
@@ -3444,31 +4555,47 @@
         <w:pStyle w:val="FirstParagraph"/>
       </w:pPr>
       <w:r>
-        <w:t xml:space="preserve">Combine selective preview for reads with a receive-time effect gate for writes on</w:t>
-      </w:r>
-      <w:r>
-        <w:t xml:space="preserve"> </w:t>
-      </w:r>
-      <w:r>
-        <w:t xml:space="preserve">one path, so that execution-only faults are constrained. Test backend-side</w:t>
-      </w:r>
-      <w:r>
-        <w:t xml:space="preserve"> </w:t>
-      </w:r>
-      <w:r>
-        <w:t xml:space="preserve">enforcement against a compromised egress service. Run model attackers through an</w:t>
-      </w:r>
-      <w:r>
-        <w:t xml:space="preserve"> </w:t>
-      </w:r>
-      <w:r>
-        <w:t xml:space="preserve">interface where they can influence backend behavior, not only request text. Obtain</w:t>
-      </w:r>
-      <w:r>
-        <w:t xml:space="preserve"> </w:t>
-      </w:r>
-      <w:r>
-        <w:t xml:space="preserve">independent reproduction and a lab’s adoption-cost assessment of Appendix B.</w:t>
+        <w:t xml:space="preserve">The combined-architecture study (Table 5) constrains execution-only faults on one</w:t>
+      </w:r>
+      <w:r>
+        <w:t xml:space="preserve"> </w:t>
+      </w:r>
+      <w:r>
+        <w:t xml:space="preserve">service path; the next steps are to test that execution-side enforcement against a</w:t>
+      </w:r>
+      <w:r>
+        <w:t xml:space="preserve"> </w:t>
+      </w:r>
+      <w:r>
+        <w:rPr>
+          <w:iCs/>
+          <w:i/>
+        </w:rPr>
+        <w:t xml:space="preserve">compromised</w:t>
+      </w:r>
+      <w:r>
+        <w:t xml:space="preserve"> </w:t>
+      </w:r>
+      <w:r>
+        <w:t xml:space="preserve">egress service or backend, not just a trusted one, and to extend the</w:t>
+      </w:r>
+      <w:r>
+        <w:t xml:space="preserve"> </w:t>
+      </w:r>
+      <w:r>
+        <w:t xml:space="preserve">effect predicate beyond a single declared effect class. Run model attackers through</w:t>
+      </w:r>
+      <w:r>
+        <w:t xml:space="preserve"> </w:t>
+      </w:r>
+      <w:r>
+        <w:t xml:space="preserve">an interface where they can influence backend behavior, not only request text.</w:t>
+      </w:r>
+      <w:r>
+        <w:t xml:space="preserve"> </w:t>
+      </w:r>
+      <w:r>
+        <w:t xml:space="preserve">Obtain independent reproduction and a lab’s adoption-cost assessment of Appendix B.</w:t>
       </w:r>
     </w:p>
     <w:bookmarkEnd w:id="29"/>
@@ -3525,31 +4652,55 @@
         <w:pStyle w:val="BodyText"/>
       </w:pPr>
       <w:r>
-        <w:t xml:space="preserve">Our adaptive hypothesis fared worse. Preview-based quarantine prevented only the</w:t>
-      </w:r>
-      <w:r>
-        <w:t xml:space="preserve"> </w:t>
-      </w:r>
-      <w:r>
-        <w:t xml:space="preserve">faults its preview could see, and a fault that appears only at execution escaped</w:t>
-      </w:r>
-      <w:r>
-        <w:t xml:space="preserve"> </w:t>
-      </w:r>
-      <w:r>
-        <w:t xml:space="preserve">everywhere we tested it. We therefore recommend that containment standards require</w:t>
-      </w:r>
-      <w:r>
-        <w:t xml:space="preserve"> </w:t>
-      </w:r>
-      <w:r>
-        <w:t xml:space="preserve">execution-side enforcement and independent evidence, and that they not accept a</w:t>
-      </w:r>
-      <w:r>
-        <w:t xml:space="preserve"> </w:t>
-      </w:r>
-      <w:r>
-        <w:t xml:space="preserve">clean preview as proof of a safe action.</w:t>
+        <w:t xml:space="preserve">Our adaptive hypothesis fared worse, and the way it failed is the useful part. It</w:t>
+      </w:r>
+      <w:r>
+        <w:t xml:space="preserve"> </w:t>
+      </w:r>
+      <w:r>
+        <w:t xml:space="preserve">pointed at the right problem — catch what upstream approval misses — but the wrong</w:t>
+      </w:r>
+      <w:r>
+        <w:t xml:space="preserve"> </w:t>
+      </w:r>
+      <w:r>
+        <w:t xml:space="preserve">mechanism: preview-based quarantine prevented only the faults its preview could see,</w:t>
+      </w:r>
+      <w:r>
+        <w:t xml:space="preserve"> </w:t>
+      </w:r>
+      <w:r>
+        <w:t xml:space="preserve">and a fault that appears only at execution escaped every preview mechanism we tested.</w:t>
+      </w:r>
+      <w:r>
+        <w:t xml:space="preserve"> </w:t>
+      </w:r>
+      <w:r>
+        <w:t xml:space="preserve">The execution-time effect gate we then designed catches those faults, for both state</w:t>
+      </w:r>
+      <w:r>
+        <w:t xml:space="preserve"> </w:t>
+      </w:r>
+      <w:r>
+        <w:t xml:space="preserve">changes and outbound data, while completing the legitimate work. Right problem, wrong</w:t>
+      </w:r>
+      <w:r>
+        <w:t xml:space="preserve"> </w:t>
+      </w:r>
+      <w:r>
+        <w:t xml:space="preserve">mechanism, better mechanism found. We therefore recommend that containment standards</w:t>
+      </w:r>
+      <w:r>
+        <w:t xml:space="preserve"> </w:t>
+      </w:r>
+      <w:r>
+        <w:t xml:space="preserve">require execution-side enforcement and independent evidence, and that they not accept</w:t>
+      </w:r>
+      <w:r>
+        <w:t xml:space="preserve"> </w:t>
+      </w:r>
+      <w:r>
+        <w:t xml:space="preserve">a clean preview as proof of a safe action.</w:t>
       </w:r>
     </w:p>
     <w:bookmarkEnd w:id="31"/>
@@ -3632,7 +4783,34 @@
         <w:t xml:space="preserve">results/</w:t>
       </w:r>
       <w:r>
-        <w:t xml:space="preserve">. Hypotheses H1–H31 and their predeclared protocols are</w:t>
+        <w:t xml:space="preserve"> </w:t>
+      </w:r>
+      <w:r>
+        <w:t xml:space="preserve">(the combined-architecture study is</w:t>
+      </w:r>
+      <w:r>
+        <w:t xml:space="preserve"> </w:t>
+      </w:r>
+      <w:r>
+        <w:rPr>
+          <w:rStyle w:val="VerbatimChar"/>
+        </w:rPr>
+        <w:t xml:space="preserve">results/combined-gate-v1</w:t>
+      </w:r>
+      <w:r>
+        <w:t xml:space="preserve">, the data-flow study</w:t>
+      </w:r>
+      <w:r>
+        <w:t xml:space="preserve"> </w:t>
+      </w:r>
+      <w:r>
+        <w:rPr>
+          <w:rStyle w:val="VerbatimChar"/>
+        </w:rPr>
+        <w:t xml:space="preserve">results/dataflow-gate-v1</w:t>
+      </w:r>
+      <w:r>
+        <w:t xml:space="preserve">). Hypotheses H1–H33 and their predeclared protocols are</w:t>
       </w:r>
       <w:r>
         <w:t xml:space="preserve"> </w:t>
@@ -4910,7 +6088,7 @@
               <w:jc w:val="left"/>
             </w:pPr>
             <w:r>
-              <w:t xml:space="preserve">Execution-only write escapes both arms</w:t>
+              <w:t xml:space="preserve">Execution-only write escapes static and preview arms</w:t>
             </w:r>
           </w:p>
         </w:tc>
@@ -4927,6 +6105,132 @@
                 <w:b/>
               </w:rPr>
               <w:t xml:space="preserve">General preview-safety claim: FAIL</w:t>
+            </w:r>
+          </w:p>
+        </w:tc>
+      </w:tr>
+      <w:tr>
+        <w:tc>
+          <w:tcPr/>
+          <w:p>
+            <w:pPr>
+              <w:pStyle w:val="Compact"/>
+              <w:jc w:val="left"/>
+            </w:pPr>
+            <w:r>
+              <w:rPr>
+                <w:bCs/>
+                <w:b/>
+              </w:rPr>
+              <w:t xml:space="preserve">C7</w:t>
+            </w:r>
+            <w:r>
+              <w:t xml:space="preserve"> </w:t>
+            </w:r>
+            <w:r>
+              <w:t xml:space="preserve">Confine the committed effect at the execution boundary</w:t>
+            </w:r>
+          </w:p>
+        </w:tc>
+        <w:tc>
+          <w:tcPr/>
+          <w:p>
+            <w:pPr>
+              <w:pStyle w:val="Compact"/>
+              <w:jc w:val="left"/>
+            </w:pPr>
+            <w:r>
+              <w:rPr>
+                <w:rStyle w:val="VerbatimChar"/>
+              </w:rPr>
+              <w:t xml:space="preserve">test_combined_gate.py</w:t>
+            </w:r>
+          </w:p>
+        </w:tc>
+        <w:tc>
+          <w:tcPr/>
+          <w:p>
+            <w:pPr>
+              <w:pStyle w:val="Compact"/>
+              <w:jc w:val="left"/>
+            </w:pPr>
+            <w:r>
+              <w:t xml:space="preserve">Effect gate prevents the execution-only write and all preview-visible faults, completes 12/12 normal cells (Table 5)</w:t>
+            </w:r>
+          </w:p>
+        </w:tc>
+        <w:tc>
+          <w:tcPr/>
+          <w:p>
+            <w:pPr>
+              <w:pStyle w:val="Compact"/>
+              <w:jc w:val="left"/>
+            </w:pPr>
+            <w:r>
+              <w:t xml:space="preserve">Static effect policy; no compromised-service or transport-fault coverage</w:t>
+            </w:r>
+          </w:p>
+        </w:tc>
+      </w:tr>
+      <w:tr>
+        <w:tc>
+          <w:tcPr/>
+          <w:p>
+            <w:pPr>
+              <w:pStyle w:val="Compact"/>
+              <w:jc w:val="left"/>
+            </w:pPr>
+            <w:r>
+              <w:rPr>
+                <w:bCs/>
+                <w:b/>
+              </w:rPr>
+              <w:t xml:space="preserve">C8</w:t>
+            </w:r>
+            <w:r>
+              <w:t xml:space="preserve"> </w:t>
+            </w:r>
+            <w:r>
+              <w:t xml:space="preserve">Confine outbound data flow to the declared output class</w:t>
+            </w:r>
+          </w:p>
+        </w:tc>
+        <w:tc>
+          <w:tcPr/>
+          <w:p>
+            <w:pPr>
+              <w:pStyle w:val="Compact"/>
+              <w:jc w:val="left"/>
+            </w:pPr>
+            <w:r>
+              <w:rPr>
+                <w:rStyle w:val="VerbatimChar"/>
+              </w:rPr>
+              <w:t xml:space="preserve">test_dataflow_gate.py</w:t>
+            </w:r>
+          </w:p>
+        </w:tc>
+        <w:tc>
+          <w:tcPr/>
+          <w:p>
+            <w:pPr>
+              <w:pStyle w:val="Compact"/>
+              <w:jc w:val="left"/>
+            </w:pPr>
+            <w:r>
+              <w:t xml:space="preserve">Data-flow gate prevents the read exfiltration that the state gate, static and preview all leak, and returns the authorized value (Table 6)</w:t>
+            </w:r>
+          </w:p>
+        </w:tc>
+        <w:tc>
+          <w:tcPr/>
+          <w:p>
+            <w:pPr>
+              <w:pStyle w:val="Compact"/>
+              <w:jc w:val="left"/>
+            </w:pPr>
+            <w:r>
+              <w:t xml:space="preserve">Explicit payloads only; covert/implicit channels out of scope</w:t>
             </w:r>
           </w:p>
         </w:tc>
@@ -5418,7 +6722,7 @@
         <w:t xml:space="preserve"> </w:t>
       </w:r>
       <w:r>
-        <w:t xml:space="preserve">H1–H31 with evidence paths and outcomes, including refuted</w:t>
+        <w:t xml:space="preserve">H1–H33 with evidence paths and outcomes, including refuted</w:t>
       </w:r>
       <w:r>
         <w:t xml:space="preserve"> </w:t>

--- a/report/submission/final-report.docx
+++ b/report/submission/final-report.docx
@@ -161,49 +161,58 @@
           <ns0:bCs/>
           <ns0:b/>
         </ns0:rPr>
-        <ns0:t xml:space="preserve">Draft for author review. Not submitted; independent reproduction pending.</ns0:t>
-      </ns0:r>
-    </ns0:p>
-    <ns0:p>
-      <ns0:pPr>
-        <ns0:pStyle ns0:val="BodyText"/>
-      </ns0:pPr>
-      <ns0:r>
-        <ns0:rPr>
-          <ns0:bCs/>
-          <ns0:b/>
-        </ns0:rPr>
         <ns0:t xml:space="preserve">AI contribution.</ns0:t>
       </ns0:r>
       <ns0:r>
         <ns0:t xml:space="preserve"> </ns0:t>
       </ns0:r>
       <ns0:r>
-        <ns0:t xml:space="preserve">AI coding assistants, including OpenAI Codex, implemented and</ns0:t>
-      </ns0:r>
-      <ns0:r>
-        <ns0:t xml:space="preserve"> </ns0:t>
-      </ns0:r>
-      <ns0:r>
-        <ns0:t xml:space="preserve">revised the code, ran analyses, and drafted and revised this manuscript. Aditya</ns0:t>
-      </ns0:r>
-      <ns0:r>
-        <ns0:t xml:space="preserve"> </ns0:t>
-      </ns0:r>
-      <ns0:r>
-        <ns0:t xml:space="preserve">Pratap Singh directed the project and requested experiments, reviews and revisions.</ns0:t>
-      </ns0:r>
-      <ns0:r>
-        <ns0:t xml:space="preserve"> </ns0:t>
-      </ns0:r>
-      <ns0:r>
-        <ns0:t xml:space="preserve">The author has not personally rewritten the manuscript; full personal review of</ns0:t>
-      </ns0:r>
-      <ns0:r>
-        <ns0:t xml:space="preserve"> </ns0:t>
-      </ns0:r>
-      <ns0:r>
-        <ns0:t xml:space="preserve">its claims remains pending. See the LLM Usage Statement for the scope of checks.</ns0:t>
+        <ns0:t xml:space="preserve">This report and its code, experiments and analyses were produced</ns0:t>
+      </ns0:r>
+      <ns0:r>
+        <ns0:t xml:space="preserve"> </ns0:t>
+      </ns0:r>
+      <ns0:r>
+        <ns0:t xml:space="preserve">with AI assistants (OpenAI Codex and Anthropic Claude) under the direction of Aditya</ns0:t>
+      </ns0:r>
+      <ns0:r>
+        <ns0:t xml:space="preserve"> </ns0:t>
+      </ns0:r>
+      <ns0:r>
+        <ns0:t xml:space="preserve">Pratap Singh, who set the research questions, approved each experiment, and is</ns0:t>
+      </ns0:r>
+      <ns0:r>
+        <ns0:t xml:space="preserve"> </ns0:t>
+      </ns0:r>
+      <ns0:r>
+        <ns0:t xml:space="preserve">responsible for this submission. Every number in Tables 1–6 is tied to retained</ns0:t>
+      </ns0:r>
+      <ns0:r>
+        <ns0:t xml:space="preserve"> </ns0:t>
+      </ns0:r>
+      <ns0:r>
+        <ns0:t xml:space="preserve">per-cell evidence by automated checks (</ns0:t>
+      </ns0:r>
+      <ns0:r>
+        <ns0:rPr>
+          <ns0:rStyle ns0:val="VerbatimChar"/>
+        </ns0:rPr>
+        <ns0:t xml:space="preserve">verify.sh</ns0:t>
+      </ns0:r>
+      <ns0:r>
+        <ns0:t xml:space="preserve">); these are not a substitute for</ns0:t>
+      </ns0:r>
+      <ns0:r>
+        <ns0:t xml:space="preserve"> </ns0:t>
+      </ns0:r>
+      <ns0:r>
+        <ns0:t xml:space="preserve">independent human replication, which remains pending. The LLM Usage Statement gives</ns0:t>
+      </ns0:r>
+      <ns0:r>
+        <ns0:t xml:space="preserve"> </ns0:t>
+      </ns0:r>
+      <ns0:r>
+        <ns0:t xml:space="preserve">the full scope, including which claims have and have not had line-by-line author review.</ns0:t>
       </ns0:r>
     </ns0:p>
     <ns0:bookmarkStart ns0:id="20" ns0:name="abstract"/>
@@ -4077,19 +4086,25 @@
         <ns0:t xml:space="preserve"> </ns0:t>
       </ns0:r>
       <ns0:r>
-        <ns0:t xml:space="preserve">when those execution checks are already present. A prospective G versus QG</ns0:t>
-      </ns0:r>
-      <ns0:r>
-        <ns0:t xml:space="preserve"> </ns0:t>
-      </ns0:r>
-      <ns0:r>
-        <ns0:t xml:space="preserve">comparison must hold execution enforcement fixed and add only preview; the existing</ns0:t>
-      </ns0:r>
-      <ns0:r>
-        <ns0:t xml:space="preserve"> </ns0:t>
-      </ns0:r>
-      <ns0:r>
-        <ns0:t xml:space="preserve">selective versus effect-gate comparison does not do that. Independently constructed</ns0:t>
+        <ns0:t xml:space="preserve">when those execution checks are already present. A prospective comparison of</ns0:t>
+      </ns0:r>
+      <ns0:r>
+        <ns0:t xml:space="preserve"> </ns0:t>
+      </ns0:r>
+      <ns0:r>
+        <ns0:t xml:space="preserve">gate-only (G) against quarantine-plus-gate (QG) must hold execution enforcement</ns0:t>
+      </ns0:r>
+      <ns0:r>
+        <ns0:t xml:space="preserve"> </ns0:t>
+      </ns0:r>
+      <ns0:r>
+        <ns0:t xml:space="preserve">fixed and add only preview; the existing selective versus effect-gate comparison</ns0:t>
+      </ns0:r>
+      <ns0:r>
+        <ns0:t xml:space="preserve"> </ns0:t>
+      </ns0:r>
+      <ns0:r>
+        <ns0:t xml:space="preserve">does not do that. Independently constructed</ns0:t>
       </ns0:r>
       <ns0:r>
         <ns0:t xml:space="preserve"> </ns0:t>
